--- a/Deutsch_11/Kommunikationsstoerungen_loesen/Kartenset_Kommunikationsstoerungen_loesen.docx
+++ b/Deutsch_11/Kommunikationsstoerungen_loesen/Kartenset_Kommunikationsstoerungen_loesen.docx
@@ -2237,7 +2237,7 @@
                 <w:sz w:val="20"/>
                 <w:szCs w:val="20"/>
               </w:rPr>
-              <w:t xml:space="preserve">Denkt an Situationen aus eurem Alltag: Familie, Freunde, Schule, Verein, Job, Chat. Wer will was – und was stört wen?</w:t>
+              <w:t xml:space="preserve">Jede Person erzählt kurz einen Streit, den sie erlebt oder beobachtet hat – zu Hause, mit Freunden, im Verein, im Job, im Chat. Nehmt den, bei dem ihr am meisten nicken musstet.</w:t>
             </w:r>
           </w:p>
         </w:tc>
@@ -2365,7 +2365,7 @@
                 <w:sz w:val="21"/>
                 <w:szCs w:val="21"/>
               </w:rPr>
-              <w:t xml:space="preserve">1. Gruppe fragen  →  2. Tippkarte holen  →  3. Material-Person fragt die Lehrkraft.</w:t>
+              <w:t xml:space="preserve">1. Gruppe fragen  →  2. Tippkarte holen  →  3. Material-Person fragt die Lehrkraft (dort gibt es auch Notfall-Ideen für Aufgabe 4).</w:t>
             </w:r>
           </w:p>
         </w:tc>
@@ -2385,7 +2385,7 @@
           <w:sz w:val="18"/>
           <w:szCs w:val="18"/>
         </w:rPr>
-        <w:t xml:space="preserve">KARTENSET · SITUATIONSKARTEN · 1 SATZ AUFS PULT LEGEN</w:t>
+        <w:t xml:space="preserve">KARTENSET · NOTFALL-IDEEN · 1 SATZ IM UMSCHLAG BEI DER LEHRKRAFT – NUR AUSGEBEN, WENN EINE GRUPPE NACH TIPPKARTE 1 NOCH KEINE IDEE HAT</w:t>
       </w:r>
     </w:p>
     <w:tbl>
@@ -2439,7 +2439,7 @@
                 <w:sz w:val="14"/>
                 <w:szCs w:val="14"/>
               </w:rPr>
-              <w:t xml:space="preserve">SITUATIONSKARTE 1</w:t>
+              <w:t xml:space="preserve">NOTFALL-IDEE 1</w:t>
             </w:r>
           </w:p>
           <w:p>
@@ -2503,7 +2503,7 @@
                 <w:sz w:val="14"/>
                 <w:szCs w:val="14"/>
               </w:rPr>
-              <w:t xml:space="preserve">SITUATIONSKARTE 2</w:t>
+              <w:t xml:space="preserve">NOTFALL-IDEE 2</w:t>
             </w:r>
           </w:p>
           <w:p>
@@ -2573,7 +2573,7 @@
                 <w:sz w:val="14"/>
                 <w:szCs w:val="14"/>
               </w:rPr>
-              <w:t xml:space="preserve">SITUATIONSKARTE 3</w:t>
+              <w:t xml:space="preserve">NOTFALL-IDEE 3</w:t>
             </w:r>
           </w:p>
           <w:p>
@@ -2637,7 +2637,7 @@
                 <w:sz w:val="14"/>
                 <w:szCs w:val="14"/>
               </w:rPr>
-              <w:t xml:space="preserve">SITUATIONSKARTE 4</w:t>
+              <w:t xml:space="preserve">NOTFALL-IDEE 4</w:t>
             </w:r>
           </w:p>
           <w:p>
@@ -2707,7 +2707,7 @@
                 <w:sz w:val="14"/>
                 <w:szCs w:val="14"/>
               </w:rPr>
-              <w:t xml:space="preserve">SITUATIONSKARTE 5</w:t>
+              <w:t xml:space="preserve">NOTFALL-IDEE 5</w:t>
             </w:r>
           </w:p>
           <w:p>
@@ -2771,7 +2771,7 @@
                 <w:sz w:val="14"/>
                 <w:szCs w:val="14"/>
               </w:rPr>
-              <w:t xml:space="preserve">SITUATIONSKARTE 6</w:t>
+              <w:t xml:space="preserve">NOTFALL-IDEE 6</w:t>
             </w:r>
           </w:p>
           <w:p>
@@ -2841,7 +2841,7 @@
                 <w:sz w:val="14"/>
                 <w:szCs w:val="14"/>
               </w:rPr>
-              <w:t xml:space="preserve">SITUATIONSKARTE 7</w:t>
+              <w:t xml:space="preserve">NOTFALL-IDEE 7</w:t>
             </w:r>
           </w:p>
           <w:p>
@@ -2905,7 +2905,7 @@
                 <w:sz w:val="14"/>
                 <w:szCs w:val="14"/>
               </w:rPr>
-              <w:t xml:space="preserve">SITUATIONSKARTE 8</w:t>
+              <w:t xml:space="preserve">NOTFALL-IDEE 8</w:t>
             </w:r>
           </w:p>
           <w:p>
@@ -2955,7 +2955,7 @@
           <w:sz w:val="18"/>
           <w:szCs w:val="18"/>
         </w:rPr>
-        <w:t xml:space="preserve">KARTENSET · MODERATIONSKARTE · CA. 7×</w:t>
+        <w:t xml:space="preserve">KARTENSET · MODERATIONSKARTE · 2× (MODERATION + LEHRKRAFT)</w:t>
       </w:r>
     </w:p>
     <w:tbl>
@@ -2976,7 +2976,7 @@
       <w:tr>
         <w:trPr>
           <w:cantSplit/>
-          <w:trHeight w:val="4200" w:hRule="atLeast"/>
+          <w:trHeight w:val="5200" w:hRule="atLeast"/>
         </w:trPr>
         <w:tc>
           <w:tcPr>
@@ -3024,12 +3024,12 @@
                 <w:sz w:val="30"/>
                 <w:szCs w:val="30"/>
               </w:rPr>
-              <w:t xml:space="preserve">So moderierst du</w:t>
-            </w:r>
-          </w:p>
-          <w:p>
-            <w:pPr>
-              <w:spacing w:after="80" w:before="0"/>
+              <w:t xml:space="preserve">Bühne frei &amp; Auswertung</w:t>
+            </w:r>
+          </w:p>
+          <w:p>
+            <w:pPr>
+              <w:spacing w:after="60" w:before="0"/>
             </w:pPr>
             <w:r>
               <w:rPr>
@@ -3037,40 +3037,122 @@
                 <w:i/>
                 <w:iCs/>
                 <w:color w:val="5B6B8C"/>
-                <w:sz w:val="20"/>
-                <w:szCs w:val="20"/>
-              </w:rPr>
-              <w:t xml:space="preserve">Die Gruppe, die als nächste spielt, übernimmt die Moderation. Lies deine Sätze einfach ab.</w:t>
-            </w:r>
-          </w:p>
-          <w:p>
-            <w:pPr>
-              <w:spacing w:after="60" w:before="0"/>
-            </w:pPr>
-            <w:r>
-              <w:rPr>
-                <w:rFonts w:ascii="Calibri" w:cs="Calibri" w:eastAsia="Calibri" w:hAnsi="Calibri"/>
-                <w:b/>
-                <w:bCs/>
-                <w:color w:val="1E2761"/>
+                <w:sz w:val="19"/>
+                <w:szCs w:val="19"/>
+              </w:rPr>
+              <w:t xml:space="preserve">Eine Person moderiert die ganze Phase. Lies deine Sätze einfach ab und halte den Timer im Blick.</w:t>
+            </w:r>
+          </w:p>
+          <w:p>
+            <w:pPr>
+              <w:spacing w:after="30" w:before="0"/>
+            </w:pPr>
+            <w:r>
+              <w:rPr>
+                <w:rFonts w:ascii="Calibri" w:cs="Calibri" w:eastAsia="Calibri" w:hAnsi="Calibri"/>
+                <w:b/>
+                <w:bCs/>
+                <w:color w:val="D9534F"/>
                 <w:sz w:val="21"/>
                 <w:szCs w:val="21"/>
               </w:rPr>
+              <w:t xml:space="preserve">Beim Spielen</w:t>
+            </w:r>
+          </w:p>
+          <w:p>
+            <w:pPr>
+              <w:spacing w:after="50" w:before="0"/>
+            </w:pPr>
+            <w:r>
+              <w:rPr>
+                <w:rFonts w:ascii="Calibri" w:cs="Calibri" w:eastAsia="Calibri" w:hAnsi="Calibri"/>
+                <w:b/>
+                <w:bCs/>
+                <w:color w:val="1E2761"/>
+                <w:sz w:val="20"/>
+                <w:szCs w:val="20"/>
+              </w:rPr>
               <w:t xml:space="preserve">Ansage:  </w:t>
             </w:r>
             <w:r>
               <w:rPr>
                 <w:rFonts w:ascii="Calibri" w:cs="Calibri" w:eastAsia="Calibri" w:hAnsi="Calibri"/>
                 <w:color w:val="000000"/>
+                <w:sz w:val="20"/>
+                <w:szCs w:val="20"/>
+              </w:rPr>
+              <w:t xml:space="preserve">„Gruppe …, bitte auf die Bühne. Paten sind Gruppe …“</w:t>
+            </w:r>
+          </w:p>
+          <w:p>
+            <w:pPr>
+              <w:spacing w:after="50" w:before="0"/>
+            </w:pPr>
+            <w:r>
+              <w:rPr>
+                <w:rFonts w:ascii="Calibri" w:cs="Calibri" w:eastAsia="Calibri" w:hAnsi="Calibri"/>
+                <w:b/>
+                <w:bCs/>
+                <w:color w:val="1E2761"/>
+                <w:sz w:val="20"/>
+                <w:szCs w:val="20"/>
+              </w:rPr>
+              <w:t xml:space="preserve">Start:  </w:t>
+            </w:r>
+            <w:r>
+              <w:rPr>
+                <w:rFonts w:ascii="Calibri" w:cs="Calibri" w:eastAsia="Calibri" w:hAnsi="Calibri"/>
+                <w:color w:val="000000"/>
+                <w:sz w:val="20"/>
+                <w:szCs w:val="20"/>
+              </w:rPr>
+              <w:t xml:space="preserve">„Version A – bitte!“ Danach: „Version B – bitte!“ (keine Unterbrechung, höchstens 90 Sek. je Version)</w:t>
+            </w:r>
+          </w:p>
+          <w:p>
+            <w:pPr>
+              <w:spacing w:after="50" w:before="0"/>
+            </w:pPr>
+            <w:r>
+              <w:rPr>
+                <w:rFonts w:ascii="Calibri" w:cs="Calibri" w:eastAsia="Calibri" w:hAnsi="Calibri"/>
+                <w:b/>
+                <w:bCs/>
+                <w:color w:val="1E2761"/>
+                <w:sz w:val="20"/>
+                <w:szCs w:val="20"/>
+              </w:rPr>
+              <w:t xml:space="preserve">Danach:  </w:t>
+            </w:r>
+            <w:r>
+              <w:rPr>
+                <w:rFonts w:ascii="Calibri" w:cs="Calibri" w:eastAsia="Calibri" w:hAnsi="Calibri"/>
+                <w:color w:val="000000"/>
+                <w:sz w:val="20"/>
+                <w:szCs w:val="20"/>
+              </w:rPr>
+              <w:t xml:space="preserve">„Applaus! – 30 Sekunden Notizzeit.“ Dann nächste Gruppe aufrufen.</w:t>
+            </w:r>
+          </w:p>
+          <w:p>
+            <w:pPr>
+              <w:spacing w:after="30" w:before="60"/>
+            </w:pPr>
+            <w:r>
+              <w:rPr>
+                <w:rFonts w:ascii="Calibri" w:cs="Calibri" w:eastAsia="Calibri" w:hAnsi="Calibri"/>
+                <w:b/>
+                <w:bCs/>
+                <w:color w:val="2E9E6B"/>
                 <w:sz w:val="21"/>
                 <w:szCs w:val="21"/>
               </w:rPr>
-              <w:t xml:space="preserve">„Es spielt Gruppe …, Version A. Stopp-Karten bereit!“</w:t>
-            </w:r>
-          </w:p>
-          <w:p>
-            <w:pPr>
-              <w:spacing w:after="60" w:before="0"/>
+              <w:t xml:space="preserve">Bei der Auswertung</w:t>
+            </w:r>
+          </w:p>
+          <w:p>
+            <w:pPr>
+              <w:spacing w:after="50" w:before="0"/>
             </w:pPr>
             <w:r>
               <w:rPr>
@@ -3078,24 +3160,24 @@
                 <w:b/>
                 <w:bCs/>
                 <w:color w:val="1E2761"/>
-                <w:sz w:val="21"/>
-                <w:szCs w:val="21"/>
-              </w:rPr>
-              <w:t xml:space="preserve">Bei Stopp-Karte:  </w:t>
-            </w:r>
-            <w:r>
-              <w:rPr>
-                <w:rFonts w:ascii="Calibri" w:cs="Calibri" w:eastAsia="Calibri" w:hAnsi="Calibri"/>
-                <w:color w:val="000000"/>
-                <w:sz w:val="21"/>
-                <w:szCs w:val="21"/>
-              </w:rPr>
-              <w:t xml:space="preserve">„Freeze!“ – dann auf eine Person mit Karte zeigen: „Was ist gerade passiert?“ (höchstens ein Satz)</w:t>
-            </w:r>
-          </w:p>
-          <w:p>
-            <w:pPr>
-              <w:spacing w:after="60" w:before="0"/>
+                <w:sz w:val="20"/>
+                <w:szCs w:val="20"/>
+              </w:rPr>
+              <w:t xml:space="preserve">Schritt 1:  </w:t>
+            </w:r>
+            <w:r>
+              <w:rPr>
+                <w:rFonts w:ascii="Calibri" w:cs="Calibri" w:eastAsia="Calibri" w:hAnsi="Calibri"/>
+                <w:color w:val="000000"/>
+                <w:sz w:val="20"/>
+                <w:szCs w:val="20"/>
+              </w:rPr>
+              <w:t xml:space="preserve">„2 Minuten still: Ergänzt euren Beobachtungsbogen.“</w:t>
+            </w:r>
+          </w:p>
+          <w:p>
+            <w:pPr>
+              <w:spacing w:after="50" w:before="0"/>
             </w:pPr>
             <w:r>
               <w:rPr>
@@ -3103,24 +3185,24 @@
                 <w:b/>
                 <w:bCs/>
                 <w:color w:val="1E2761"/>
-                <w:sz w:val="21"/>
-                <w:szCs w:val="21"/>
-              </w:rPr>
-              <w:t xml:space="preserve">Weiter:  </w:t>
-            </w:r>
-            <w:r>
-              <w:rPr>
-                <w:rFonts w:ascii="Calibri" w:cs="Calibri" w:eastAsia="Calibri" w:hAnsi="Calibri"/>
-                <w:color w:val="000000"/>
-                <w:sz w:val="21"/>
-                <w:szCs w:val="21"/>
-              </w:rPr>
-              <w:t xml:space="preserve">„Und weiter!“ – Szene läuft bis zum Ende.</w:t>
-            </w:r>
-          </w:p>
-          <w:p>
-            <w:pPr>
-              <w:spacing w:after="60" w:before="0"/>
+                <w:sz w:val="20"/>
+                <w:szCs w:val="20"/>
+              </w:rPr>
+              <w:t xml:space="preserve">Schritt 2:  </w:t>
+            </w:r>
+            <w:r>
+              <w:rPr>
+                <w:rFonts w:ascii="Calibri" w:cs="Calibri" w:eastAsia="Calibri" w:hAnsi="Calibri"/>
+                <w:color w:val="000000"/>
+                <w:sz w:val="20"/>
+                <w:szCs w:val="20"/>
+              </w:rPr>
+              <w:t xml:space="preserve">„4 Minuten in der Tischgruppe: Einigt euch zu eurer Patenszene auf Kipppunkt, Ursache und die Strategie, die am besten gewirkt hat.“</w:t>
+            </w:r>
+          </w:p>
+          <w:p>
+            <w:pPr>
+              <w:spacing w:after="50" w:before="0"/>
             </w:pPr>
             <w:r>
               <w:rPr>
@@ -3128,44 +3210,19 @@
                 <w:b/>
                 <w:bCs/>
                 <w:color w:val="1E2761"/>
-                <w:sz w:val="21"/>
-                <w:szCs w:val="21"/>
-              </w:rPr>
-              <w:t xml:space="preserve">Wechsel:  </w:t>
-            </w:r>
-            <w:r>
-              <w:rPr>
-                <w:rFonts w:ascii="Calibri" w:cs="Calibri" w:eastAsia="Calibri" w:hAnsi="Calibri"/>
-                <w:color w:val="000000"/>
-                <w:sz w:val="21"/>
-                <w:szCs w:val="21"/>
-              </w:rPr>
-              <w:t xml:space="preserve">„Jetzt Version B – achtet darauf, was am Kipppunkt anders ist.“</w:t>
-            </w:r>
-          </w:p>
-          <w:p>
-            <w:pPr>
-              <w:spacing w:after="60" w:before="0"/>
-            </w:pPr>
-            <w:r>
-              <w:rPr>
-                <w:rFonts w:ascii="Calibri" w:cs="Calibri" w:eastAsia="Calibri" w:hAnsi="Calibri"/>
-                <w:b/>
-                <w:bCs/>
-                <w:color w:val="1E2761"/>
-                <w:sz w:val="21"/>
-                <w:szCs w:val="21"/>
-              </w:rPr>
-              <w:t xml:space="preserve">Abschluss:  </w:t>
-            </w:r>
-            <w:r>
-              <w:rPr>
-                <w:rFonts w:ascii="Calibri" w:cs="Calibri" w:eastAsia="Calibri" w:hAnsi="Calibri"/>
-                <w:color w:val="000000"/>
-                <w:sz w:val="21"/>
-                <w:szCs w:val="21"/>
-              </w:rPr>
-              <w:t xml:space="preserve">„Welche Strategie habt ihr erkannt?“ – zwei Meldungen, dann Applaus und nächste Gruppe.</w:t>
+                <w:sz w:val="20"/>
+                <w:szCs w:val="20"/>
+              </w:rPr>
+              <w:t xml:space="preserve">Schritt 3:  </w:t>
+            </w:r>
+            <w:r>
+              <w:rPr>
+                <w:rFonts w:ascii="Calibri" w:cs="Calibri" w:eastAsia="Calibri" w:hAnsi="Calibri"/>
+                <w:color w:val="000000"/>
+                <w:sz w:val="20"/>
+                <w:szCs w:val="20"/>
+              </w:rPr>
+              <w:t xml:space="preserve">Gruppen der Reihe nach aufrufen: „Gruppe …, was habt ihr bei Gruppe … beobachtet?“ – höchstens 1 Minute. Dann: „Gruppe …, möchtet ihr einen Satz ergänzen?“</w:t>
             </w:r>
           </w:p>
         </w:tc>
@@ -3173,20 +3230,7 @@
     </w:tbl>
     <w:p>
       <w:pPr>
-        <w:spacing w:after="200" w:before="0"/>
-      </w:pPr>
-      <w:r>
-        <w:rPr>
-          <w:rFonts w:ascii="Calibri" w:cs="Calibri" w:eastAsia="Calibri" w:hAnsi="Calibri"/>
-          <w:color w:val="000000"/>
-          <w:sz w:val="22"/>
-          <w:szCs w:val="22"/>
-        </w:rPr>
-        <w:t xml:space="preserve"/>
-      </w:r>
-    </w:p>
-    <w:p>
-      <w:pPr>
+        <w:pageBreakBefore/>
         <w:spacing w:after="20" w:before="0"/>
       </w:pPr>
       <w:r>
@@ -3198,7 +3242,7 @@
           <w:sz w:val="18"/>
           <w:szCs w:val="18"/>
         </w:rPr>
-        <w:t xml:space="preserve">KARTENSET · EXIT-TICKETS · JE 1 PRO PERSON</w:t>
+        <w:t xml:space="preserve">KARTENSET · EXIT-TICKETS · JE 1 PRO PERSON (IN DEN GRUPPENUMSCHLAG)</w:t>
       </w:r>
     </w:p>
     <w:tbl>
@@ -3905,324 +3949,6 @@
                 <w:szCs w:val="20"/>
               </w:rPr>
               <w:t xml:space="preserve">_____________________________________________</w:t>
-            </w:r>
-          </w:p>
-        </w:tc>
-      </w:tr>
-    </w:tbl>
-    <w:p>
-      <w:pPr>
-        <w:pageBreakBefore/>
-        <w:spacing w:after="20" w:before="0"/>
-      </w:pPr>
-      <w:r>
-        <w:rPr>
-          <w:rFonts w:ascii="Calibri" w:cs="Calibri" w:eastAsia="Calibri" w:hAnsi="Calibri"/>
-          <w:b/>
-          <w:bCs/>
-          <w:color w:val="5B6B8C"/>
-          <w:sz w:val="18"/>
-          <w:szCs w:val="18"/>
-        </w:rPr>
-        <w:t xml:space="preserve">KARTENSET · STOPP-KARTEN · JE 1 PRO PERSON (FARBIG DRUCKEN, GGF. LAMINIEREN)</w:t>
-      </w:r>
-    </w:p>
-    <w:tbl>
-      <w:tblPr>
-        <w:tblW w:type="dxa" w:w="10206"/>
-        <w:tblBorders>
-          <w:top w:val="single" w:color="auto" w:sz="4"/>
-          <w:left w:val="single" w:color="auto" w:sz="4"/>
-          <w:bottom w:val="single" w:color="auto" w:sz="4"/>
-          <w:right w:val="single" w:color="auto" w:sz="4"/>
-          <w:insideH w:val="single" w:color="auto" w:sz="4"/>
-          <w:insideV w:val="single" w:color="auto" w:sz="4"/>
-        </w:tblBorders>
-      </w:tblPr>
-      <w:tblGrid>
-        <w:gridCol w:w="5103"/>
-        <w:gridCol w:w="5103"/>
-      </w:tblGrid>
-      <w:tr>
-        <w:trPr>
-          <w:cantSplit/>
-          <w:trHeight w:val="7000" w:hRule="atLeast"/>
-        </w:trPr>
-        <w:tc>
-          <w:tcPr>
-            <w:tcW w:type="dxa" w:w="5103"/>
-            <w:tcBorders>
-              <w:top w:val="single" w:color="FFFFFF" w:sz="24"/>
-              <w:left w:val="single" w:color="FFFFFF" w:sz="24"/>
-              <w:bottom w:val="single" w:color="FFFFFF" w:sz="24"/>
-              <w:right w:val="single" w:color="FFFFFF" w:sz="24"/>
-            </w:tcBorders>
-            <w:shd w:fill="D9534F" w:color="auto" w:val="clear"/>
-            <w:tcMar>
-              <w:top w:type="dxa" w:w="60"/>
-              <w:left w:type="dxa" w:w="100"/>
-              <w:bottom w:type="dxa" w:w="60"/>
-              <w:right w:type="dxa" w:w="100"/>
-            </w:tcMar>
-            <w:vAlign w:val="center"/>
-          </w:tcPr>
-          <w:p>
-            <w:pPr>
-              <w:spacing w:after="0" w:before="0"/>
-              <w:jc w:val="center"/>
-            </w:pPr>
-            <w:r>
-              <w:rPr>
-                <w:rFonts w:ascii="Calibri" w:cs="Calibri" w:eastAsia="Calibri" w:hAnsi="Calibri"/>
-                <w:color w:val="FFFFFF"/>
-                <w:sz w:val="72"/>
-                <w:szCs w:val="72"/>
-              </w:rPr>
-              <w:t xml:space="preserve">✋</w:t>
-            </w:r>
-          </w:p>
-          <w:p>
-            <w:pPr>
-              <w:spacing w:after="0" w:before="0"/>
-              <w:jc w:val="center"/>
-            </w:pPr>
-            <w:r>
-              <w:rPr>
-                <w:rFonts w:ascii="Cambria" w:cs="Cambria" w:eastAsia="Cambria" w:hAnsi="Cambria"/>
-                <w:b/>
-                <w:bCs/>
-                <w:color w:val="FFFFFF"/>
-                <w:sz w:val="96"/>
-                <w:szCs w:val="96"/>
-              </w:rPr>
-              <w:t xml:space="preserve">STOPP</w:t>
-            </w:r>
-          </w:p>
-          <w:p>
-            <w:pPr>
-              <w:spacing w:after="0" w:before="0"/>
-              <w:jc w:val="center"/>
-            </w:pPr>
-            <w:r>
-              <w:rPr>
-                <w:rFonts w:ascii="Calibri" w:cs="Calibri" w:eastAsia="Calibri" w:hAnsi="Calibri"/>
-                <w:b/>
-                <w:bCs/>
-                <w:color w:val="FFFFFF"/>
-                <w:sz w:val="28"/>
-                <w:szCs w:val="28"/>
-              </w:rPr>
-              <w:t xml:space="preserve">Hier kippt es!</w:t>
-            </w:r>
-          </w:p>
-        </w:tc>
-        <w:tc>
-          <w:tcPr>
-            <w:tcW w:type="dxa" w:w="5103"/>
-            <w:tcBorders>
-              <w:top w:val="single" w:color="FFFFFF" w:sz="24"/>
-              <w:left w:val="single" w:color="FFFFFF" w:sz="24"/>
-              <w:bottom w:val="single" w:color="FFFFFF" w:sz="24"/>
-              <w:right w:val="single" w:color="FFFFFF" w:sz="24"/>
-            </w:tcBorders>
-            <w:shd w:fill="D9534F" w:color="auto" w:val="clear"/>
-            <w:tcMar>
-              <w:top w:type="dxa" w:w="60"/>
-              <w:left w:type="dxa" w:w="100"/>
-              <w:bottom w:type="dxa" w:w="60"/>
-              <w:right w:type="dxa" w:w="100"/>
-            </w:tcMar>
-            <w:vAlign w:val="center"/>
-          </w:tcPr>
-          <w:p>
-            <w:pPr>
-              <w:spacing w:after="0" w:before="0"/>
-              <w:jc w:val="center"/>
-            </w:pPr>
-            <w:r>
-              <w:rPr>
-                <w:rFonts w:ascii="Calibri" w:cs="Calibri" w:eastAsia="Calibri" w:hAnsi="Calibri"/>
-                <w:color w:val="FFFFFF"/>
-                <w:sz w:val="72"/>
-                <w:szCs w:val="72"/>
-              </w:rPr>
-              <w:t xml:space="preserve">✋</w:t>
-            </w:r>
-          </w:p>
-          <w:p>
-            <w:pPr>
-              <w:spacing w:after="0" w:before="0"/>
-              <w:jc w:val="center"/>
-            </w:pPr>
-            <w:r>
-              <w:rPr>
-                <w:rFonts w:ascii="Cambria" w:cs="Cambria" w:eastAsia="Cambria" w:hAnsi="Cambria"/>
-                <w:b/>
-                <w:bCs/>
-                <w:color w:val="FFFFFF"/>
-                <w:sz w:val="96"/>
-                <w:szCs w:val="96"/>
-              </w:rPr>
-              <w:t xml:space="preserve">STOPP</w:t>
-            </w:r>
-          </w:p>
-          <w:p>
-            <w:pPr>
-              <w:spacing w:after="0" w:before="0"/>
-              <w:jc w:val="center"/>
-            </w:pPr>
-            <w:r>
-              <w:rPr>
-                <w:rFonts w:ascii="Calibri" w:cs="Calibri" w:eastAsia="Calibri" w:hAnsi="Calibri"/>
-                <w:b/>
-                <w:bCs/>
-                <w:color w:val="FFFFFF"/>
-                <w:sz w:val="28"/>
-                <w:szCs w:val="28"/>
-              </w:rPr>
-              <w:t xml:space="preserve">Hier kippt es!</w:t>
-            </w:r>
-          </w:p>
-        </w:tc>
-      </w:tr>
-      <w:tr>
-        <w:trPr>
-          <w:cantSplit/>
-          <w:trHeight w:val="7000" w:hRule="atLeast"/>
-        </w:trPr>
-        <w:tc>
-          <w:tcPr>
-            <w:tcW w:type="dxa" w:w="5103"/>
-            <w:tcBorders>
-              <w:top w:val="single" w:color="FFFFFF" w:sz="24"/>
-              <w:left w:val="single" w:color="FFFFFF" w:sz="24"/>
-              <w:bottom w:val="single" w:color="FFFFFF" w:sz="24"/>
-              <w:right w:val="single" w:color="FFFFFF" w:sz="24"/>
-            </w:tcBorders>
-            <w:shd w:fill="D9534F" w:color="auto" w:val="clear"/>
-            <w:tcMar>
-              <w:top w:type="dxa" w:w="60"/>
-              <w:left w:type="dxa" w:w="100"/>
-              <w:bottom w:type="dxa" w:w="60"/>
-              <w:right w:type="dxa" w:w="100"/>
-            </w:tcMar>
-            <w:vAlign w:val="center"/>
-          </w:tcPr>
-          <w:p>
-            <w:pPr>
-              <w:spacing w:after="0" w:before="0"/>
-              <w:jc w:val="center"/>
-            </w:pPr>
-            <w:r>
-              <w:rPr>
-                <w:rFonts w:ascii="Calibri" w:cs="Calibri" w:eastAsia="Calibri" w:hAnsi="Calibri"/>
-                <w:color w:val="FFFFFF"/>
-                <w:sz w:val="72"/>
-                <w:szCs w:val="72"/>
-              </w:rPr>
-              <w:t xml:space="preserve">✋</w:t>
-            </w:r>
-          </w:p>
-          <w:p>
-            <w:pPr>
-              <w:spacing w:after="0" w:before="0"/>
-              <w:jc w:val="center"/>
-            </w:pPr>
-            <w:r>
-              <w:rPr>
-                <w:rFonts w:ascii="Cambria" w:cs="Cambria" w:eastAsia="Cambria" w:hAnsi="Cambria"/>
-                <w:b/>
-                <w:bCs/>
-                <w:color w:val="FFFFFF"/>
-                <w:sz w:val="96"/>
-                <w:szCs w:val="96"/>
-              </w:rPr>
-              <w:t xml:space="preserve">STOPP</w:t>
-            </w:r>
-          </w:p>
-          <w:p>
-            <w:pPr>
-              <w:spacing w:after="0" w:before="0"/>
-              <w:jc w:val="center"/>
-            </w:pPr>
-            <w:r>
-              <w:rPr>
-                <w:rFonts w:ascii="Calibri" w:cs="Calibri" w:eastAsia="Calibri" w:hAnsi="Calibri"/>
-                <w:b/>
-                <w:bCs/>
-                <w:color w:val="FFFFFF"/>
-                <w:sz w:val="28"/>
-                <w:szCs w:val="28"/>
-              </w:rPr>
-              <w:t xml:space="preserve">Hier kippt es!</w:t>
-            </w:r>
-          </w:p>
-        </w:tc>
-        <w:tc>
-          <w:tcPr>
-            <w:tcW w:type="dxa" w:w="5103"/>
-            <w:tcBorders>
-              <w:top w:val="single" w:color="FFFFFF" w:sz="24"/>
-              <w:left w:val="single" w:color="FFFFFF" w:sz="24"/>
-              <w:bottom w:val="single" w:color="FFFFFF" w:sz="24"/>
-              <w:right w:val="single" w:color="FFFFFF" w:sz="24"/>
-            </w:tcBorders>
-            <w:shd w:fill="D9534F" w:color="auto" w:val="clear"/>
-            <w:tcMar>
-              <w:top w:type="dxa" w:w="60"/>
-              <w:left w:type="dxa" w:w="100"/>
-              <w:bottom w:type="dxa" w:w="60"/>
-              <w:right w:type="dxa" w:w="100"/>
-            </w:tcMar>
-            <w:vAlign w:val="center"/>
-          </w:tcPr>
-          <w:p>
-            <w:pPr>
-              <w:spacing w:after="0" w:before="0"/>
-              <w:jc w:val="center"/>
-            </w:pPr>
-            <w:r>
-              <w:rPr>
-                <w:rFonts w:ascii="Calibri" w:cs="Calibri" w:eastAsia="Calibri" w:hAnsi="Calibri"/>
-                <w:color w:val="FFFFFF"/>
-                <w:sz w:val="72"/>
-                <w:szCs w:val="72"/>
-              </w:rPr>
-              <w:t xml:space="preserve">✋</w:t>
-            </w:r>
-          </w:p>
-          <w:p>
-            <w:pPr>
-              <w:spacing w:after="0" w:before="0"/>
-              <w:jc w:val="center"/>
-            </w:pPr>
-            <w:r>
-              <w:rPr>
-                <w:rFonts w:ascii="Cambria" w:cs="Cambria" w:eastAsia="Cambria" w:hAnsi="Cambria"/>
-                <w:b/>
-                <w:bCs/>
-                <w:color w:val="FFFFFF"/>
-                <w:sz w:val="96"/>
-                <w:szCs w:val="96"/>
-              </w:rPr>
-              <w:t xml:space="preserve">STOPP</w:t>
-            </w:r>
-          </w:p>
-          <w:p>
-            <w:pPr>
-              <w:spacing w:after="0" w:before="0"/>
-              <w:jc w:val="center"/>
-            </w:pPr>
-            <w:r>
-              <w:rPr>
-                <w:rFonts w:ascii="Calibri" w:cs="Calibri" w:eastAsia="Calibri" w:hAnsi="Calibri"/>
-                <w:b/>
-                <w:bCs/>
-                <w:color w:val="FFFFFF"/>
-                <w:sz w:val="28"/>
-                <w:szCs w:val="28"/>
-              </w:rPr>
-              <w:t xml:space="preserve">Hier kippt es!</w:t>
             </w:r>
           </w:p>
         </w:tc>

--- a/Deutsch_11/Kommunikationsstoerungen_loesen/Kartenset_Kommunikationsstoerungen_loesen.docx
+++ b/Deutsch_11/Kommunikationsstoerungen_loesen/Kartenset_Kommunikationsstoerungen_loesen.docx
@@ -15,7 +15,7 @@
           <w:sz w:val="18"/>
           <w:szCs w:val="18"/>
         </w:rPr>
-        <w:t xml:space="preserve">KARTENSET · EXPERTENKARTEN · 1 SATZ PRO GRUPPE</w:t>
+        <w:t xml:space="preserve">KARTENSET · EXPERTENKARTEN · 2 SÄTZE PRO GRUPPE (A EINZELN, B–D IM TANDEM)</w:t>
       </w:r>
     </w:p>
     <w:tbl>
@@ -854,7 +854,7 @@
           <w:sz w:val="18"/>
           <w:szCs w:val="18"/>
         </w:rPr>
-        <w:t xml:space="preserve">KARTENSET · EXPERTENKARTEN · 1 SATZ PRO GRUPPE</w:t>
+        <w:t xml:space="preserve">KARTENSET · EXPERTENKARTEN · 2 SÄTZE PRO GRUPPE (A EINZELN, B–D IM TANDEM)</w:t>
       </w:r>
     </w:p>
     <w:tbl>
@@ -1753,7 +1753,7 @@
           <w:sz w:val="18"/>
           <w:szCs w:val="18"/>
         </w:rPr>
-        <w:t xml:space="preserve">KARTENSET · ROLLENKARTEN · 1 SATZ PRO GRUPPE</w:t>
+        <w:t xml:space="preserve">KARTENSET · ROLLENKARTEN · 1 SATZ PRO GRUPPE (3×)</w:t>
       </w:r>
     </w:p>
     <w:tbl>
@@ -1967,7 +1967,7 @@
                 <w:sz w:val="18"/>
                 <w:szCs w:val="18"/>
               </w:rPr>
-              <w:t xml:space="preserve">Du achtest darauf, dass alle zu Wort kommen. Beim Spielen entscheidest du: Wer steht wo, wer beginnt?</w:t>
+              <w:t xml:space="preserve">Du achtest darauf, dass alle zu Wort kommen. Bei der Szene verteilst du die Besetzung für A und B. Im Plenum sprichst du für die Gruppe.</w:t>
             </w:r>
           </w:p>
         </w:tc>
@@ -3056,7 +3056,7 @@
                 <w:sz w:val="21"/>
                 <w:szCs w:val="21"/>
               </w:rPr>
-              <w:t xml:space="preserve">Beim Spielen</w:t>
+              <w:t xml:space="preserve">Beim Spielen · Wandreihe → Mittelreihe → Fensterreihe</w:t>
             </w:r>
           </w:p>
           <w:p>
@@ -3081,7 +3081,7 @@
                 <w:sz w:val="20"/>
                 <w:szCs w:val="20"/>
               </w:rPr>
-              <w:t xml:space="preserve">„Gruppe …, bitte auf die Bühne. Paten sind Gruppe …“</w:t>
+              <w:t xml:space="preserve">„Die Wandreihe, bitte auf die Bühne. Paten sind die Fensterreihe.“ (Mittelreihe: Paten = Wandreihe · Fensterreihe: Paten = Mittelreihe)</w:t>
             </w:r>
           </w:p>
           <w:p>
@@ -3106,7 +3106,7 @@
                 <w:sz w:val="20"/>
                 <w:szCs w:val="20"/>
               </w:rPr>
-              <w:t xml:space="preserve">„Version A – bitte!“ Danach: „Version B – bitte!“ (keine Unterbrechung, höchstens 90 Sek. je Version)</w:t>
+              <w:t xml:space="preserve">„Version A – bitte!“ Danach: „Besetzung B – Version B, bitte!“ (keine Unterbrechung, höchstens 2 Min. je Version)</w:t>
             </w:r>
           </w:p>
           <w:p>
@@ -3131,7 +3131,7 @@
                 <w:sz w:val="20"/>
                 <w:szCs w:val="20"/>
               </w:rPr>
-              <w:t xml:space="preserve">„Applaus! – 30 Sekunden Notizzeit.“ Dann nächste Gruppe aufrufen.</w:t>
+              <w:t xml:space="preserve">„Applaus! – 30 Sekunden Notizzeit.“ Dann die nächste Reihe aufrufen.</w:t>
             </w:r>
           </w:p>
           <w:p>
@@ -3197,7 +3197,7 @@
                 <w:sz w:val="20"/>
                 <w:szCs w:val="20"/>
               </w:rPr>
-              <w:t xml:space="preserve">„4 Minuten in der Tischgruppe: Einigt euch zu eurer Patenszene auf Kipppunkt, Ursache und die Strategie, die am besten gewirkt hat.“</w:t>
+              <w:t xml:space="preserve">„4 Minuten in der Gruppe: Einigt euch zu eurer Patenszene auf Kipppunkt, Ursache und die Strategie, die am besten gewirkt hat.“</w:t>
             </w:r>
           </w:p>
           <w:p>
@@ -3222,7 +3222,7 @@
                 <w:sz w:val="20"/>
                 <w:szCs w:val="20"/>
               </w:rPr>
-              <w:t xml:space="preserve">Gruppen der Reihe nach aufrufen: „Gruppe …, was habt ihr bei Gruppe … beobachtet?“ – höchstens 1 Minute. Dann: „Gruppe …, möchtet ihr einen Satz ergänzen?“</w:t>
+              <w:t xml:space="preserve">„Wandreihe, was habt ihr bei der Mittelreihe beobachtet?“ – ca. 2 Minuten, dann: „Mittelreihe, möchtet ihr etwas ergänzen?“ Danach Mittelreihe über Fensterreihe, Fensterreihe über Wandreihe.</w:t>
             </w:r>
           </w:p>
         </w:tc>
@@ -3242,7 +3242,7 @@
           <w:sz w:val="18"/>
           <w:szCs w:val="18"/>
         </w:rPr>
-        <w:t xml:space="preserve">KARTENSET · EXIT-TICKETS · JE 1 PRO PERSON (IN DEN GRUPPENUMSCHLAG)</w:t>
+        <w:t xml:space="preserve">KARTENSET · EXIT-TICKETS · JE 1 PRO PERSON (7 PRO GRUPPENUMSCHLAG)</w:t>
       </w:r>
     </w:p>
     <w:tbl>

--- a/Deutsch_11/Kommunikationsstoerungen_loesen/Kartenset_Kommunikationsstoerungen_loesen.docx
+++ b/Deutsch_11/Kommunikationsstoerungen_loesen/Kartenset_Kommunikationsstoerungen_loesen.docx
@@ -3197,7 +3197,7 @@
                 <w:sz w:val="20"/>
                 <w:szCs w:val="20"/>
               </w:rPr>
-              <w:t xml:space="preserve">„4 Minuten in der Gruppe: Einigt euch zu eurer Patenszene auf Kipppunkt, Ursache und die Strategie, die am besten gewirkt hat.“</w:t>
+              <w:t xml:space="preserve">„3 Minuten in der Gruppe: Einigt euch zu eurer Patenszene auf Kipppunkt, Ursache und die Strategie, die am besten gewirkt hat.“</w:t>
             </w:r>
           </w:p>
           <w:p>
